--- a/PowerProfileWatcher_Anleitung.docx
+++ b/PowerProfileWatcher_Anleitung.docx
@@ -987,7 +987,7 @@
           <w:sz w:val="22"/>
           <w:szCs w:val="22"/>
         </w:rPr>
-        <w:t xml:space="preserve">Erstelle den Ordner D:\Scripts (oder einen anderen Ordner deiner Wahl). Alle drei Scripts müssen dort abgelegt werden.</w:t>
+        <w:t xml:space="preserve">Erstelle den Ordner C:\Scripts (oder einen anderen Ordner deiner Wahl). Alle drei Scripts müssen dort abgelegt werden.</w:t>
       </w:r>
     </w:p>
     <w:p>
@@ -1026,6 +1026,66 @@
         <w:t xml:space="preserve">Dieses Script setzt die CPU auf 80% des Basistakts – kein Boost, leise, energiesparend.</w:t>
       </w:r>
     </w:p>
+    <w:tbl>
+      <w:tblPr>
+        <w:tblW w:type="dxa" w:w="9026"/>
+        <w:tblBorders>
+          <w:top w:val="single" w:color="auto" w:sz="4"/>
+          <w:left w:val="single" w:color="auto" w:sz="4"/>
+          <w:bottom w:val="single" w:color="auto" w:sz="4"/>
+          <w:right w:val="single" w:color="auto" w:sz="4"/>
+          <w:insideH w:val="single" w:color="auto" w:sz="4"/>
+          <w:insideV w:val="single" w:color="auto" w:sz="4"/>
+        </w:tblBorders>
+      </w:tblPr>
+      <w:tblGrid>
+        <w:gridCol w:w="9026"/>
+      </w:tblGrid>
+      <w:tr>
+        <w:tc>
+          <w:tcPr>
+            <w:tcW w:type="dxa" w:w="9026"/>
+            <w:tcBorders>
+              <w:top w:val="single" w:color="CCCCCC" w:sz="1"/>
+              <w:left w:val="single" w:color="CCCCCC" w:sz="1"/>
+              <w:bottom w:val="single" w:color="CCCCCC" w:sz="1"/>
+              <w:right w:val="single" w:color="CCCCCC" w:sz="1"/>
+            </w:tcBorders>
+            <w:shd w:fill="D6E4F0" w:val="clear"/>
+            <w:tcMar>
+              <w:top w:type="dxa" w:w="120"/>
+              <w:left w:type="dxa" w:w="180"/>
+              <w:bottom w:type="dxa" w:w="120"/>
+              <w:right w:type="dxa" w:w="180"/>
+            </w:tcMar>
+          </w:tcPr>
+          <w:p>
+            <w:r>
+              <w:rPr>
+                <w:rFonts w:ascii="Arial" w:cs="Arial" w:eastAsia="Arial" w:hAnsi="Arial"/>
+                <w:b/>
+                <w:bCs/>
+                <w:color w:val="1F5C99"/>
+                <w:sz w:val="22"/>
+                <w:szCs w:val="22"/>
+              </w:rPr>
+              <w:t xml:space="preserve">Speicherort der Datei</w:t>
+            </w:r>
+          </w:p>
+          <w:p>
+            <w:r>
+              <w:rPr>
+                <w:rFonts w:ascii="Arial" w:cs="Arial" w:eastAsia="Arial" w:hAnsi="Arial"/>
+                <w:color w:val="1A1A2E"/>
+                <w:sz w:val="20"/>
+                <w:szCs w:val="20"/>
+              </w:rPr>
+              <w:t xml:space="preserve">Speichere dieses Script unter: C:\Scripts\office.ps1</w:t>
+            </w:r>
+          </w:p>
+        </w:tc>
+      </w:tr>
+    </w:tbl>
     <w:tbl>
       <w:tblPr>
         <w:tblW w:type="dxa" w:w="9026"/>
@@ -1659,6 +1719,66 @@
         <w:t xml:space="preserve">Dieses Script erstellt bei jedem Aufruf ein frisches "Ultimative Leistung"-Schema, das den AMD/Intel Boost vollständig freigibt.</w:t>
       </w:r>
     </w:p>
+    <w:tbl>
+      <w:tblPr>
+        <w:tblW w:type="dxa" w:w="9026"/>
+        <w:tblBorders>
+          <w:top w:val="single" w:color="auto" w:sz="4"/>
+          <w:left w:val="single" w:color="auto" w:sz="4"/>
+          <w:bottom w:val="single" w:color="auto" w:sz="4"/>
+          <w:right w:val="single" w:color="auto" w:sz="4"/>
+          <w:insideH w:val="single" w:color="auto" w:sz="4"/>
+          <w:insideV w:val="single" w:color="auto" w:sz="4"/>
+        </w:tblBorders>
+      </w:tblPr>
+      <w:tblGrid>
+        <w:gridCol w:w="9026"/>
+      </w:tblGrid>
+      <w:tr>
+        <w:tc>
+          <w:tcPr>
+            <w:tcW w:type="dxa" w:w="9026"/>
+            <w:tcBorders>
+              <w:top w:val="single" w:color="CCCCCC" w:sz="1"/>
+              <w:left w:val="single" w:color="CCCCCC" w:sz="1"/>
+              <w:bottom w:val="single" w:color="CCCCCC" w:sz="1"/>
+              <w:right w:val="single" w:color="CCCCCC" w:sz="1"/>
+            </w:tcBorders>
+            <w:shd w:fill="D6E4F0" w:val="clear"/>
+            <w:tcMar>
+              <w:top w:type="dxa" w:w="120"/>
+              <w:left w:type="dxa" w:w="180"/>
+              <w:bottom w:type="dxa" w:w="120"/>
+              <w:right w:type="dxa" w:w="180"/>
+            </w:tcMar>
+          </w:tcPr>
+          <w:p>
+            <w:r>
+              <w:rPr>
+                <w:rFonts w:ascii="Arial" w:cs="Arial" w:eastAsia="Arial" w:hAnsi="Arial"/>
+                <w:b/>
+                <w:bCs/>
+                <w:color w:val="1F5C99"/>
+                <w:sz w:val="22"/>
+                <w:szCs w:val="22"/>
+              </w:rPr>
+              <w:t xml:space="preserve">Speicherort der Datei</w:t>
+            </w:r>
+          </w:p>
+          <w:p>
+            <w:r>
+              <w:rPr>
+                <w:rFonts w:ascii="Arial" w:cs="Arial" w:eastAsia="Arial" w:hAnsi="Arial"/>
+                <w:color w:val="1A1A2E"/>
+                <w:sz w:val="20"/>
+                <w:szCs w:val="20"/>
+              </w:rPr>
+              <w:t xml:space="preserve">Speichere dieses Script unter: C:\Scripts\gaming.ps1</w:t>
+            </w:r>
+          </w:p>
+        </w:tc>
+      </w:tr>
+    </w:tbl>
     <w:p>
       <w:pPr>
         <w:pBdr>
@@ -2308,6 +2428,66 @@
         <w:t xml:space="preserve">2.3 watcher.ps1 – Überwachungs-Script</w:t>
       </w:r>
     </w:p>
+    <w:tbl>
+      <w:tblPr>
+        <w:tblW w:type="dxa" w:w="9026"/>
+        <w:tblBorders>
+          <w:top w:val="single" w:color="auto" w:sz="4"/>
+          <w:left w:val="single" w:color="auto" w:sz="4"/>
+          <w:bottom w:val="single" w:color="auto" w:sz="4"/>
+          <w:right w:val="single" w:color="auto" w:sz="4"/>
+          <w:insideH w:val="single" w:color="auto" w:sz="4"/>
+          <w:insideV w:val="single" w:color="auto" w:sz="4"/>
+        </w:tblBorders>
+      </w:tblPr>
+      <w:tblGrid>
+        <w:gridCol w:w="9026"/>
+      </w:tblGrid>
+      <w:tr>
+        <w:tc>
+          <w:tcPr>
+            <w:tcW w:type="dxa" w:w="9026"/>
+            <w:tcBorders>
+              <w:top w:val="single" w:color="CCCCCC" w:sz="1"/>
+              <w:left w:val="single" w:color="CCCCCC" w:sz="1"/>
+              <w:bottom w:val="single" w:color="CCCCCC" w:sz="1"/>
+              <w:right w:val="single" w:color="CCCCCC" w:sz="1"/>
+            </w:tcBorders>
+            <w:shd w:fill="D6E4F0" w:val="clear"/>
+            <w:tcMar>
+              <w:top w:type="dxa" w:w="120"/>
+              <w:left w:type="dxa" w:w="180"/>
+              <w:bottom w:type="dxa" w:w="120"/>
+              <w:right w:type="dxa" w:w="180"/>
+            </w:tcMar>
+          </w:tcPr>
+          <w:p>
+            <w:r>
+              <w:rPr>
+                <w:rFonts w:ascii="Arial" w:cs="Arial" w:eastAsia="Arial" w:hAnsi="Arial"/>
+                <w:b/>
+                <w:bCs/>
+                <w:color w:val="1F5C99"/>
+                <w:sz w:val="22"/>
+                <w:szCs w:val="22"/>
+              </w:rPr>
+              <w:t xml:space="preserve">Speicherort der Datei</w:t>
+            </w:r>
+          </w:p>
+          <w:p>
+            <w:r>
+              <w:rPr>
+                <w:rFonts w:ascii="Arial" w:cs="Arial" w:eastAsia="Arial" w:hAnsi="Arial"/>
+                <w:color w:val="1A1A2E"/>
+                <w:sz w:val="20"/>
+                <w:szCs w:val="20"/>
+              </w:rPr>
+              <w:t xml:space="preserve">Speichere dieses Script unter: C:\Scripts\watcher.ps1</w:t>
+            </w:r>
+          </w:p>
+        </w:tc>
+      </w:tr>
+    </w:tbl>
     <w:tbl>
       <w:tblPr>
         <w:tblW w:type="dxa" w:w="9026"/>
@@ -2362,7 +2542,7 @@
                 <w:sz w:val="20"/>
                 <w:szCs w:val="20"/>
               </w:rPr>
-              <w:t xml:space="preserve">Ersetze DEIN-NVML-PFAD mit dem Pfad aus Schritt 1.3 und NVIDIA-PROZESSNAME mit dem Namen aus Schritt 1.5 (nvcontainer oder NVChecker)!</w:t>
+              <w:t xml:space="preserve">Ersetze DEIN-NVML-PFAD mit dem Pfad aus Schritt 1.3 und DEINE-OFFICE-GUID-HIER mit deiner GUID aus Schritt 1.4!</w:t>
             </w:r>
           </w:p>
         </w:tc>
@@ -2579,26 +2759,26 @@
           <w:sz w:val="18"/>
           <w:szCs w:val="18"/>
         </w:rPr>
-        <w:t xml:space="preserve">$OfficeScript = "D:\Scripts\office.ps1"</w:t>
-      </w:r>
-    </w:p>
-    <w:p>
-      <w:pPr>
-        <w:pBdr>
-          <w:left w:val="single" w:color="1F5C99" w:sz="12" w:space="8"/>
-        </w:pBdr>
-        <w:shd w:fill="F0F4F8" w:val="clear"/>
-        <w:spacing w:before="0" w:after="0"/>
-        <w:ind w:left="300"/>
-      </w:pPr>
-      <w:r>
-        <w:rPr>
-          <w:rFonts w:ascii="Courier New" w:cs="Courier New" w:eastAsia="Courier New" w:hAnsi="Courier New"/>
-          <w:color w:val="1A1A2E"/>
-          <w:sz w:val="18"/>
-          <w:szCs w:val="18"/>
-        </w:rPr>
-        <w:t xml:space="preserve">$GamingScript = "D:\Scripts\gaming.ps1"</w:t>
+        <w:t xml:space="preserve">$OfficeScript = "C:\Scripts\office.ps1"</w:t>
+      </w:r>
+    </w:p>
+    <w:p>
+      <w:pPr>
+        <w:pBdr>
+          <w:left w:val="single" w:color="1F5C99" w:sz="12" w:space="8"/>
+        </w:pBdr>
+        <w:shd w:fill="F0F4F8" w:val="clear"/>
+        <w:spacing w:before="0" w:after="0"/>
+        <w:ind w:left="300"/>
+      </w:pPr>
+      <w:r>
+        <w:rPr>
+          <w:rFonts w:ascii="Courier New" w:cs="Courier New" w:eastAsia="Courier New" w:hAnsi="Courier New"/>
+          <w:color w:val="1A1A2E"/>
+          <w:sz w:val="18"/>
+          <w:szCs w:val="18"/>
+        </w:rPr>
+        <w:t xml:space="preserve">$GamingScript = "C:\Scripts\gaming.ps1"</w:t>
       </w:r>
     </w:p>
     <w:p>
@@ -4334,7 +4514,7 @@
           <w:sz w:val="22"/>
           <w:szCs w:val="22"/>
         </w:rPr>
-        <w:t xml:space="preserve">Argumente: -ExecutionPolicy Bypass -WindowStyle Hidden -File "D:\Scripts\office.ps1"</w:t>
+        <w:t xml:space="preserve">Argumente: -ExecutionPolicy Bypass -WindowStyle Hidden -File "C:\Scripts\office.ps1"</w:t>
       </w:r>
     </w:p>
     <w:p>
@@ -4584,7 +4764,7 @@
           <w:sz w:val="22"/>
           <w:szCs w:val="22"/>
         </w:rPr>
-        <w:t xml:space="preserve">Argumente: -ExecutionPolicy Bypass -WindowStyle Hidden -File "D:\Scripts\watcher.ps1"</w:t>
+        <w:t xml:space="preserve">Argumente: -ExecutionPolicy Bypass -WindowStyle Hidden -File "C:\Scripts\watcher.ps1"</w:t>
       </w:r>
     </w:p>
     <w:p>
@@ -5015,7 +5195,7 @@
           <w:sz w:val="18"/>
           <w:szCs w:val="18"/>
         </w:rPr>
-        <w:t xml:space="preserve">&amp; "D:\Scripts\office.ps1"</w:t>
+        <w:t xml:space="preserve">&amp; "C:\Scripts\office.ps1"</w:t>
       </w:r>
     </w:p>
     <w:p>
@@ -5072,7 +5252,7 @@
           <w:sz w:val="18"/>
           <w:szCs w:val="18"/>
         </w:rPr>
-        <w:t xml:space="preserve">&amp; "D:\Scripts\gaming.ps1"</w:t>
+        <w:t xml:space="preserve">&amp; "C:\Scripts\gaming.ps1"</w:t>
       </w:r>
     </w:p>
     <w:p>
@@ -5170,7 +5350,7 @@
           <w:sz w:val="18"/>
           <w:szCs w:val="18"/>
         </w:rPr>
-        <w:t xml:space="preserve">&amp; "D:\Scripts\watcher.ps1"</w:t>
+        <w:t xml:space="preserve">&amp; "C:\Scripts\watcher.ps1"</w:t>
       </w:r>
     </w:p>
     <w:p>
